--- a/docs/manual/LAZRIBBON_COMPONENT_REFERENCE.docx
+++ b/docs/manual/LAZRIBBON_COMPONENT_REFERENCE.docx
@@ -57,7 +57,7 @@
               <w:rPr>
                 <w:b w:val="0"/>
               </w:rPr>
-              <w:t>Target: LazRibbon 2.1.4 | Lazarus 4.8 | Generated from repository documentation</w:t>
+              <w:t>Target: LazRibbon 2.1.10 | Lazarus 4.8 | Generated from repository documentation</w:t>
             </w:r>
           </w:p>
         </w:tc>
@@ -74,7 +74,7 @@
     </w:p>
     <w:p>
       <w:r>
-        <w:t>Target: LazRibbon 2.1.4.</w:t>
+        <w:t>Target: LazRibbon 2.1.10.</w:t>
       </w:r>
     </w:p>
     <w:p>
@@ -19703,7 +19703,7 @@
         <w:color w:val="555555"/>
         <w:sz w:val="18"/>
       </w:rPr>
-      <w:t>LazRibbon 2.1.4</w:t>
+      <w:t>LazRibbon 2.1.10</w:t>
     </w:r>
   </w:p>
 </w:ftr>

--- a/docs/manual/LAZRIBBON_COMPONENT_REFERENCE.docx
+++ b/docs/manual/LAZRIBBON_COMPONENT_REFERENCE.docx
@@ -57,7 +57,7 @@
               <w:rPr>
                 <w:b w:val="0"/>
               </w:rPr>
-              <w:t>Target: LazRibbon 2.1.10 | Lazarus 4.8 | Generated from repository documentation</w:t>
+              <w:t>Target: LazRibbon 2.1.11 | Lazarus 4.8 | Generated from repository documentation</w:t>
             </w:r>
           </w:p>
         </w:tc>
@@ -74,7 +74,7 @@
     </w:p>
     <w:p>
       <w:r>
-        <w:t>Target: LazRibbon 2.1.10.</w:t>
+        <w:t>Target: LazRibbon 2.1.11.</w:t>
       </w:r>
     </w:p>
     <w:p>
@@ -19703,7 +19703,7 @@
         <w:color w:val="555555"/>
         <w:sz w:val="18"/>
       </w:rPr>
-      <w:t>LazRibbon 2.1.10</w:t>
+      <w:t>LazRibbon 2.1.11</w:t>
     </w:r>
   </w:p>
 </w:ftr>

--- a/docs/manual/LAZRIBBON_COMPONENT_REFERENCE.docx
+++ b/docs/manual/LAZRIBBON_COMPONENT_REFERENCE.docx
@@ -57,7 +57,7 @@
               <w:rPr>
                 <w:b w:val="0"/>
               </w:rPr>
-              <w:t>Target: LazRibbon 2.1.11 | Lazarus 4.8 | Generated from repository documentation</w:t>
+              <w:t>Target: LazRibbon 2.1.12 | Lazarus 4.8 | Generated from repository documentation</w:t>
             </w:r>
           </w:p>
         </w:tc>
@@ -74,7 +74,7 @@
     </w:p>
     <w:p>
       <w:r>
-        <w:t>Target: LazRibbon 2.1.11.</w:t>
+        <w:t>Target: LazRibbon 2.1.12.</w:t>
       </w:r>
     </w:p>
     <w:p>
@@ -19703,7 +19703,7 @@
         <w:color w:val="555555"/>
         <w:sz w:val="18"/>
       </w:rPr>
-      <w:t>LazRibbon 2.1.11</w:t>
+      <w:t>LazRibbon 2.1.12</w:t>
     </w:r>
   </w:p>
 </w:ftr>

--- a/docs/manual/LAZRIBBON_COMPONENT_REFERENCE.docx
+++ b/docs/manual/LAZRIBBON_COMPONENT_REFERENCE.docx
@@ -57,7 +57,7 @@
               <w:rPr>
                 <w:b w:val="0"/>
               </w:rPr>
-              <w:t>Target: LazRibbon 2.1.12 | Lazarus 4.8 | Generated from repository documentation</w:t>
+              <w:t>Target: LazRibbon 2.1.13 | Lazarus 4.8 | Generated from repository documentation</w:t>
             </w:r>
           </w:p>
         </w:tc>
@@ -74,7 +74,7 @@
     </w:p>
     <w:p>
       <w:r>
-        <w:t>Target: LazRibbon 2.1.12.</w:t>
+        <w:t>Target: LazRibbon 2.1.13.</w:t>
       </w:r>
     </w:p>
     <w:p>
@@ -19703,7 +19703,7 @@
         <w:color w:val="555555"/>
         <w:sz w:val="18"/>
       </w:rPr>
-      <w:t>LazRibbon 2.1.12</w:t>
+      <w:t>LazRibbon 2.1.13</w:t>
     </w:r>
   </w:p>
 </w:ftr>

--- a/docs/manual/LAZRIBBON_COMPONENT_REFERENCE.docx
+++ b/docs/manual/LAZRIBBON_COMPONENT_REFERENCE.docx
@@ -57,7 +57,7 @@
               <w:rPr>
                 <w:b w:val="0"/>
               </w:rPr>
-              <w:t>Target: LazRibbon 2.1.13 | Lazarus 4.8 | Generated from repository documentation</w:t>
+              <w:t>Target: LazRibbon 2.1.14 | Lazarus 4.8 | Generated from repository documentation</w:t>
             </w:r>
           </w:p>
         </w:tc>
@@ -74,7 +74,7 @@
     </w:p>
     <w:p>
       <w:r>
-        <w:t>Target: LazRibbon 2.1.13.</w:t>
+        <w:t>Target: LazRibbon 2.1.14.</w:t>
       </w:r>
     </w:p>
     <w:p>
@@ -97,6 +97,16 @@
           <w:sz w:val="19"/>
         </w:rPr>
         <w:t>docs/quality/OBJECT_INSPECTOR_SURFACE_SNAPSHOT_2_0.md</w:t>
+      </w:r>
+      <w:r>
+        <w:t xml:space="preserve">. The role and composition rules behind those properties are checked by </w:t>
+      </w:r>
+      <w:r>
+        <w:rPr>
+          <w:rFonts w:ascii="Consolas" w:hAnsi="Consolas"/>
+          <w:sz w:val="19"/>
+        </w:rPr>
+        <w:t>docs/quality/COMPONENT_API_GOVERNANCE_2_1.md</w:t>
       </w:r>
       <w:r>
         <w:t>.</w:t>
@@ -19703,7 +19713,7 @@
         <w:color w:val="555555"/>
         <w:sz w:val="18"/>
       </w:rPr>
-      <w:t>LazRibbon 2.1.13</w:t>
+      <w:t>LazRibbon 2.1.14</w:t>
     </w:r>
   </w:p>
 </w:ftr>

--- a/docs/manual/LAZRIBBON_COMPONENT_REFERENCE.docx
+++ b/docs/manual/LAZRIBBON_COMPONENT_REFERENCE.docx
@@ -57,7 +57,7 @@
               <w:rPr>
                 <w:b w:val="0"/>
               </w:rPr>
-              <w:t>Target: LazRibbon 2.1.14 | Lazarus 4.8 | Generated from repository documentation</w:t>
+              <w:t>Target: LazRibbon 2.1.15 | Lazarus 4.8 | Generated from repository documentation</w:t>
             </w:r>
           </w:p>
         </w:tc>
@@ -74,7 +74,7 @@
     </w:p>
     <w:p>
       <w:r>
-        <w:t>Target: LazRibbon 2.1.14.</w:t>
+        <w:t>Target: LazRibbon 2.1.15.</w:t>
       </w:r>
     </w:p>
     <w:p>
@@ -19713,7 +19713,7 @@
         <w:color w:val="555555"/>
         <w:sz w:val="18"/>
       </w:rPr>
-      <w:t>LazRibbon 2.1.14</w:t>
+      <w:t>LazRibbon 2.1.15</w:t>
     </w:r>
   </w:p>
 </w:ftr>

--- a/docs/manual/LAZRIBBON_COMPONENT_REFERENCE.docx
+++ b/docs/manual/LAZRIBBON_COMPONENT_REFERENCE.docx
@@ -57,7 +57,7 @@
               <w:rPr>
                 <w:b w:val="0"/>
               </w:rPr>
-              <w:t>Target: LazRibbon 2.1.15 | Lazarus 4.8 | Generated from repository documentation</w:t>
+              <w:t>Target: LazRibbon 2.1.16 | Lazarus 4.8 | Generated from repository documentation</w:t>
             </w:r>
           </w:p>
         </w:tc>
@@ -74,7 +74,7 @@
     </w:p>
     <w:p>
       <w:r>
-        <w:t>Target: LazRibbon 2.1.15.</w:t>
+        <w:t>Target: LazRibbon 2.1.16.</w:t>
       </w:r>
     </w:p>
     <w:p>
@@ -19713,7 +19713,7 @@
         <w:color w:val="555555"/>
         <w:sz w:val="18"/>
       </w:rPr>
-      <w:t>LazRibbon 2.1.15</w:t>
+      <w:t>LazRibbon 2.1.16</w:t>
     </w:r>
   </w:p>
 </w:ftr>

--- a/docs/manual/LAZRIBBON_COMPONENT_REFERENCE.docx
+++ b/docs/manual/LAZRIBBON_COMPONENT_REFERENCE.docx
@@ -57,7 +57,7 @@
               <w:rPr>
                 <w:b w:val="0"/>
               </w:rPr>
-              <w:t>Target: LazRibbon 2.1.16 | Lazarus 4.8 | Generated from repository documentation</w:t>
+              <w:t>Target: LazRibbon 2.1.17 | Lazarus 4.8 | Generated from repository documentation</w:t>
             </w:r>
           </w:p>
         </w:tc>
@@ -74,7 +74,7 @@
     </w:p>
     <w:p>
       <w:r>
-        <w:t>Target: LazRibbon 2.1.16.</w:t>
+        <w:t>Target: LazRibbon 2.1.17.</w:t>
       </w:r>
     </w:p>
     <w:p>
@@ -13804,7 +13804,7 @@
               <w:rPr>
                 <w:b w:val="0"/>
               </w:rPr>
-              <w:t>Small images for navigation items.</w:t>
+              <w:t>Default image list for page and command navigation items.</w:t>
             </w:r>
           </w:p>
         </w:tc>
@@ -13854,7 +13854,7 @@
               <w:rPr>
                 <w:b w:val="0"/>
               </w:rPr>
-              <w:t>Large images for navigation items.</w:t>
+              <w:t>Optional large image list, used only when an item explicitly defines LargeImageIndex.</w:t>
             </w:r>
           </w:p>
         </w:tc>
@@ -15161,7 +15161,7 @@
               <w:rPr>
                 <w:b w:val="0"/>
               </w:rPr>
-              <w:t>Small image index.</w:t>
+              <w:t>Default image index in BackstageView.Images; for page items, the linked page supplies a fallback value.</w:t>
             </w:r>
           </w:p>
         </w:tc>
@@ -15211,7 +15211,7 @@
               <w:rPr>
                 <w:b w:val="0"/>
               </w:rPr>
-              <w:t>Large image index.</w:t>
+              <w:t>Explicit opt-in index in BackstageView.LargeImages, independent of Kind.</w:t>
             </w:r>
           </w:p>
         </w:tc>
@@ -15709,6 +15709,56 @@
                 <w:b w:val="0"/>
               </w:rPr>
               <w:t>Page caption used by designers and page links.</w:t>
+            </w:r>
+          </w:p>
+        </w:tc>
+      </w:tr>
+      <w:tr>
+        <w:tc>
+          <w:tcPr>
+            <w:tcW w:type="dxa" w:w="2664"/>
+            <w:vAlign w:val="center"/>
+            <w:tcMar>
+              <w:top w:w="80" w:type="dxa"/>
+              <w:start w:w="120" w:type="dxa"/>
+              <w:bottom w:w="80" w:type="dxa"/>
+              <w:end w:w="120" w:type="dxa"/>
+            </w:tcMar>
+          </w:tcPr>
+          <w:p>
+            <w:pPr>
+              <w:pStyle w:val="TableText"/>
+            </w:pPr>
+            <w:r/>
+            <w:r>
+              <w:rPr>
+                <w:b w:val="0"/>
+              </w:rPr>
+              <w:t>ImageIndex</w:t>
+            </w:r>
+          </w:p>
+        </w:tc>
+        <w:tc>
+          <w:tcPr>
+            <w:tcW w:type="dxa" w:w="6696"/>
+            <w:vAlign w:val="center"/>
+            <w:tcMar>
+              <w:top w:w="80" w:type="dxa"/>
+              <w:start w:w="120" w:type="dxa"/>
+              <w:bottom w:w="80" w:type="dxa"/>
+              <w:end w:w="120" w:type="dxa"/>
+            </w:tcMar>
+          </w:tcPr>
+          <w:p>
+            <w:pPr>
+              <w:pStyle w:val="TableText"/>
+            </w:pPr>
+            <w:r/>
+            <w:r>
+              <w:rPr>
+                <w:b w:val="0"/>
+              </w:rPr>
+              <w:t>Navigation icon index in the parent BackstageView.Images; used when the linked page button has no explicit ImageIndex.</w:t>
             </w:r>
           </w:p>
         </w:tc>
@@ -19713,7 +19763,7 @@
         <w:color w:val="555555"/>
         <w:sz w:val="18"/>
       </w:rPr>
-      <w:t>LazRibbon 2.1.16</w:t>
+      <w:t>LazRibbon 2.1.17</w:t>
     </w:r>
   </w:p>
 </w:ftr>

--- a/docs/manual/LAZRIBBON_COMPONENT_REFERENCE.docx
+++ b/docs/manual/LAZRIBBON_COMPONENT_REFERENCE.docx
@@ -57,7 +57,7 @@
               <w:rPr>
                 <w:b w:val="0"/>
               </w:rPr>
-              <w:t>Target: LazRibbon 2.1.17 | Lazarus 4.8 | Generated from repository documentation</w:t>
+              <w:t>Target: LazRibbon 2.1.18 | Lazarus 4.8 | Generated from repository documentation</w:t>
             </w:r>
           </w:p>
         </w:tc>
@@ -74,7 +74,7 @@
     </w:p>
     <w:p>
       <w:r>
-        <w:t>Target: LazRibbon 2.1.17.</w:t>
+        <w:t>Target: LazRibbon 2.1.18.</w:t>
       </w:r>
     </w:p>
     <w:p>
@@ -15969,6 +15969,56 @@
               <w:rPr>
                 <w:b w:val="0"/>
               </w:rPr>
+              <w:t>CloseBackstageOnClick</w:t>
+            </w:r>
+          </w:p>
+        </w:tc>
+        <w:tc>
+          <w:tcPr>
+            <w:tcW w:type="dxa" w:w="6696"/>
+            <w:vAlign w:val="center"/>
+            <w:tcMar>
+              <w:top w:w="80" w:type="dxa"/>
+              <w:start w:w="120" w:type="dxa"/>
+              <w:bottom w:w="80" w:type="dxa"/>
+              <w:end w:w="120" w:type="dxa"/>
+            </w:tcMar>
+          </w:tcPr>
+          <w:p>
+            <w:pPr>
+              <w:pStyle w:val="TableText"/>
+            </w:pPr>
+            <w:r/>
+            <w:r>
+              <w:rPr>
+                <w:b w:val="0"/>
+              </w:rPr>
+              <w:t>Closes the containing BackStage after OnItemClick; defaults to True.</w:t>
+            </w:r>
+          </w:p>
+        </w:tc>
+      </w:tr>
+      <w:tr>
+        <w:tc>
+          <w:tcPr>
+            <w:tcW w:type="dxa" w:w="2664"/>
+            <w:vAlign w:val="center"/>
+            <w:tcMar>
+              <w:top w:w="80" w:type="dxa"/>
+              <w:start w:w="120" w:type="dxa"/>
+              <w:bottom w:w="80" w:type="dxa"/>
+              <w:end w:w="120" w:type="dxa"/>
+            </w:tcMar>
+          </w:tcPr>
+          <w:p>
+            <w:pPr>
+              <w:pStyle w:val="TableText"/>
+            </w:pPr>
+            <w:r/>
+            <w:r>
+              <w:rPr>
+                <w:b w:val="0"/>
+              </w:rPr>
               <w:t>ImageIndex</w:t>
             </w:r>
           </w:p>
@@ -16660,7 +16710,7 @@
               <w:rPr>
                 <w:b w:val="0"/>
               </w:rPr>
-              <w:t>Fires when a recent entry is clicked.</w:t>
+              <w:t>Fires when a recent entry is clicked, before the optional automatic BackStage close. Use Detail as the path or document identifier to open.</w:t>
             </w:r>
           </w:p>
         </w:tc>
@@ -19763,7 +19813,7 @@
         <w:color w:val="555555"/>
         <w:sz w:val="18"/>
       </w:rPr>
-      <w:t>LazRibbon 2.1.17</w:t>
+      <w:t>LazRibbon 2.1.18</w:t>
     </w:r>
   </w:p>
 </w:ftr>

--- a/docs/manual/LAZRIBBON_COMPONENT_REFERENCE.docx
+++ b/docs/manual/LAZRIBBON_COMPONENT_REFERENCE.docx
@@ -57,7 +57,7 @@
               <w:rPr>
                 <w:b w:val="0"/>
               </w:rPr>
-              <w:t>Target: LazRibbon 2.1.18 | Lazarus 4.8 | Generated from repository documentation</w:t>
+              <w:t>Target: LazRibbon 2.1.19 | Lazarus 4.8 | Generated from repository documentation</w:t>
             </w:r>
           </w:p>
         </w:tc>
@@ -74,7 +74,7 @@
     </w:p>
     <w:p>
       <w:r>
-        <w:t>Target: LazRibbon 2.1.18.</w:t>
+        <w:t>Target: LazRibbon 2.1.19.</w:t>
       </w:r>
     </w:p>
     <w:p>
@@ -6369,7 +6369,7 @@
               <w:rPr>
                 <w:b w:val="0"/>
               </w:rPr>
-              <w:t>Selects the QAT placement.</w:t>
+              <w:t>Selects qapBeforeTabs, qapTitleBar or qapBelowRibbon. Before-tabs places the QAT before Arquivo; title-bar placement falls back visibly to before-tabs when no custom title-bar host exists.</w:t>
             </w:r>
           </w:p>
         </w:tc>
@@ -19813,7 +19813,7 @@
         <w:color w:val="555555"/>
         <w:sz w:val="18"/>
       </w:rPr>
-      <w:t>LazRibbon 2.1.18</w:t>
+      <w:t>LazRibbon 2.1.19</w:t>
     </w:r>
   </w:p>
 </w:ftr>
